--- a/Soc2Type2-chatgpt/Review_Output_2026-10-12_Final/01_Reviewed_Policies/26 - Software Installation and Licensing Policy.docx
+++ b/Soc2Type2-chatgpt/Review_Output_2026-10-12_Final/01_Reviewed_Policies/26 - Software Installation and Licensing Policy.docx
@@ -9,10 +9,17 @@
       <w:r>
         <w:rPr>
           <w:b/>
-          <w:sz w:val="32"/>
+          <w:sz w:val="18"/>
         </w:rPr>
-        <w:t>ZEDIANT TECHNOLOGIES PVT. LTD.</w:t>
-        <w:br/>
+        <w:t>DRAFT — OWNER VALIDATION AND AUTHORIZED APPROVAL REQUIRED</w:t>
+      </w:r>
+    </w:p>
+    <w:p>
+      <w:pPr>
+        <w:pStyle w:val="Title"/>
+        <w:jc w:val="center"/>
+      </w:pPr>
+      <w:r>
         <w:t>SOFTWARE INSTALLATION AND LICENSING POLICY</w:t>
       </w:r>
     </w:p>
@@ -23,30 +30,27 @@
         <w:tblLook w:firstColumn="1" w:firstRow="1" w:lastColumn="0" w:lastRow="0" w:noHBand="0" w:noVBand="1" w:val="04A0"/>
       </w:tblPr>
       <w:tblGrid>
-        <w:gridCol w:w="4320"/>
-        <w:gridCol w:w="4320"/>
+        <w:gridCol w:w="5128"/>
+        <w:gridCol w:w="5128"/>
       </w:tblGrid>
       <w:tr>
         <w:tc>
           <w:tcPr>
-            <w:tcW w:type="dxa" w:w="4320"/>
+            <w:tcW w:type="dxa" w:w="5128"/>
           </w:tcPr>
           <w:p>
             <w:r>
-              <w:rPr>
-                <w:b/>
-              </w:rPr>
-              <w:t>Policy Document ID</w:t>
+              <w:t>Document owner</w:t>
             </w:r>
           </w:p>
         </w:tc>
         <w:tc>
           <w:tcPr>
-            <w:tcW w:type="dxa" w:w="4320"/>
+            <w:tcW w:type="dxa" w:w="5128"/>
           </w:tcPr>
           <w:p>
             <w:r>
-              <w:t>ZED-POL-IT-026</w:t>
+              <w:t>Assign by management</w:t>
             </w:r>
           </w:p>
         </w:tc>
@@ -54,24 +58,21 @@
       <w:tr>
         <w:tc>
           <w:tcPr>
-            <w:tcW w:type="dxa" w:w="4320"/>
+            <w:tcW w:type="dxa" w:w="5128"/>
           </w:tcPr>
           <w:p>
             <w:r>
-              <w:rPr>
-                <w:b/>
-              </w:rPr>
-              <w:t>Document Version</w:t>
+              <w:t>Version</w:t>
             </w:r>
           </w:p>
         </w:tc>
         <w:tc>
           <w:tcPr>
-            <w:tcW w:type="dxa" w:w="4320"/>
+            <w:tcW w:type="dxa" w:w="5128"/>
           </w:tcPr>
           <w:p>
             <w:r>
-              <w:t>v2.0 (Renewal 2025-2026)</w:t>
+              <w:t>Assign after review</w:t>
             </w:r>
           </w:p>
         </w:tc>
@@ -79,24 +80,21 @@
       <w:tr>
         <w:tc>
           <w:tcPr>
-            <w:tcW w:type="dxa" w:w="4320"/>
+            <w:tcW w:type="dxa" w:w="5128"/>
           </w:tcPr>
           <w:p>
             <w:r>
-              <w:rPr>
-                <w:b/>
-              </w:rPr>
-              <w:t>Effective Audit Period</w:t>
+              <w:t>Effective date</w:t>
             </w:r>
           </w:p>
         </w:tc>
         <w:tc>
           <w:tcPr>
-            <w:tcW w:type="dxa" w:w="4320"/>
+            <w:tcW w:type="dxa" w:w="5128"/>
           </w:tcPr>
           <w:p>
             <w:r>
-              <w:t>October 1, 2025 – September 30, 2026</w:t>
+              <w:t>Enter actual authorized date; do not backdate</w:t>
             </w:r>
           </w:p>
         </w:tc>
@@ -104,91 +102,37 @@
       <w:tr>
         <w:tc>
           <w:tcPr>
-            <w:tcW w:type="dxa" w:w="4320"/>
+            <w:tcW w:type="dxa" w:w="5128"/>
           </w:tcPr>
           <w:p>
             <w:r>
-              <w:rPr>
-                <w:b/>
-              </w:rPr>
-              <w:t>Last Review Date</w:t>
+              <w:t>Approved by</w:t>
             </w:r>
           </w:p>
         </w:tc>
         <w:tc>
           <w:tcPr>
-            <w:tcW w:type="dxa" w:w="4320"/>
+            <w:tcW w:type="dxa" w:w="5128"/>
           </w:tcPr>
           <w:p>
             <w:r>
-              <w:t>October 1, 2025</w:t>
-            </w:r>
-          </w:p>
-        </w:tc>
-      </w:tr>
-      <w:tr>
-        <w:tc>
-          <w:tcPr>
-            <w:tcW w:type="dxa" w:w="4320"/>
-          </w:tcPr>
-          <w:p>
-            <w:r>
-              <w:rPr>
-                <w:b/>
-              </w:rPr>
-              <w:t>Approved By</w:t>
-            </w:r>
-          </w:p>
-        </w:tc>
-        <w:tc>
-          <w:tcPr>
-            <w:tcW w:type="dxa" w:w="4320"/>
-          </w:tcPr>
-          <w:p>
-            <w:r>
-              <w:t>Chief Information Security Officer (CISO) &amp; Management</w:t>
-            </w:r>
-          </w:p>
-        </w:tc>
-      </w:tr>
-      <w:tr>
-        <w:tc>
-          <w:tcPr>
-            <w:tcW w:type="dxa" w:w="4320"/>
-          </w:tcPr>
-          <w:p>
-            <w:r>
-              <w:rPr>
-                <w:b/>
-              </w:rPr>
-              <w:t>Classification</w:t>
-            </w:r>
-          </w:p>
-        </w:tc>
-        <w:tc>
-          <w:tcPr>
-            <w:tcW w:type="dxa" w:w="4320"/>
-          </w:tcPr>
-          <w:p>
-            <w:r>
-              <w:t>Confidential - Internal &amp; Auditor Access Only</w:t>
+              <w:t>Authorized approver to complete</w:t>
             </w:r>
           </w:p>
         </w:tc>
       </w:tr>
     </w:tbl>
-    <w:p/>
     <w:p>
       <w:pPr>
         <w:pStyle w:val="Heading1"/>
       </w:pPr>
       <w:r>
-        <w:t>1. Purpose</w:t>
+        <w:t>1. Purpose and scope</w:t>
       </w:r>
     </w:p>
     <w:p>
       <w:r>
-        <w:t>This policy establishes the formal requirements, controls, and operating standards for software installation and licensing policy at Zediant Technologies Pvt. Ltd., aligned with AICPA SOC 2 Type 2 Trust Services Criteria.</w:t>
+        <w:t>Ensure software used on company endpoints, servers, and cloud services is authorized, secure, supported, and properly licensed.</w:t>
       </w:r>
     </w:p>
     <w:p>
@@ -196,12 +140,12 @@
         <w:pStyle w:val="Heading1"/>
       </w:pPr>
       <w:r>
-        <w:t>2. Scope</w:t>
+        <w:t>2. Request and approval</w:t>
       </w:r>
     </w:p>
     <w:p>
       <w:r>
-        <w:t>This policy applies to all full-time employees, contractors, interns, vendors, infrastructure components, applications, and third-party systems operating within Zediant Technologies across the audit observation period.</w:t>
+        <w:t>Before installation or subscription, the requester documents business purpose, owner, users, data handled, privileges, vendor, cost, and licensing terms. IT/security reviews compatibility, security, privacy, and support risks. The designated approver authorizes purchase and installation before use.</w:t>
       </w:r>
     </w:p>
     <w:p>
@@ -209,59 +153,12 @@
         <w:pStyle w:val="Heading1"/>
       </w:pPr>
       <w:r>
-        <w:t>3. Policy Statements &amp; Operational Controls</w:t>
-      </w:r>
-    </w:p>
-    <w:p>
-      <w:pPr>
-        <w:pStyle w:val="Heading2"/>
-      </w:pPr>
-      <w:r>
-        <w:t>3.1 Administrative Privileges</w:t>
+        <w:t>3. Installation and maintenance</w:t>
       </w:r>
     </w:p>
     <w:p>
       <w:r>
-        <w:t>Employees do not have local administrator privileges on corporate workstations by default. All software installations require IT DevOps authorization.</w:t>
-      </w:r>
-    </w:p>
-    <w:p>
-      <w:pPr>
-        <w:pStyle w:val="Heading2"/>
-      </w:pPr>
-      <w:r>
-        <w:t>3.2 Whitelisted Software &amp; Licensing</w:t>
-      </w:r>
-    </w:p>
-    <w:p>
-      <w:r>
-        <w:t>Only approved, legally licensed, and security-scanned software listed in the Approved Software Register may be deployed.</w:t>
-      </w:r>
-    </w:p>
-    <w:p>
-      <w:pPr>
-        <w:pStyle w:val="Heading2"/>
-      </w:pPr>
-      <w:r>
-        <w:t>3.3 Prohibition of Unlicensed or P2P Software</w:t>
-      </w:r>
-    </w:p>
-    <w:p>
-      <w:r>
-        <w:t>Installation of cracked software, torrents, unauthorized VPN clients, or peer-to-peer file sharing applications is strictly prohibited and constitutes gross misconduct.</w:t>
-      </w:r>
-    </w:p>
-    <w:p>
-      <w:pPr>
-        <w:pStyle w:val="Heading2"/>
-      </w:pPr>
-      <w:r>
-        <w:t>3.4 Automated Monitoring</w:t>
-      </w:r>
-    </w:p>
-    <w:p>
-      <w:r>
-        <w:t>Endpoint management tools monitor and flag unauthorized application installations continuously.</w:t>
+        <w:t>Install software only from an approved source using authorized administrator processes. Record software, version, asset/service, owner, license or subscription, and approval. Apply security updates under the change process. Remove unsupported, unauthorized, or unused software and revoke related access.</w:t>
       </w:r>
     </w:p>
     <w:p>
@@ -269,16 +166,12 @@
         <w:pStyle w:val="Heading1"/>
       </w:pPr>
       <w:r>
-        <w:t>4. Roles and Responsibilities</w:t>
+        <w:t>4. License and third-party terms</w:t>
       </w:r>
     </w:p>
     <w:p>
       <w:r>
-        <w:t>• CISO / Information Security Lead: Responsible for policy enforcement, periodic audit compliance, and incident review.</w:t>
-        <w:br/>
-        <w:t>• Department Leads / HR: Responsible for operational implementation, employee awareness, and disciplinary handling.</w:t>
-        <w:br/>
-        <w:t>• All Staff: Mandatory adherence to this policy with documented annual sign-off.</w:t>
+        <w:t>Use software only within its license and contract. Retain purchase, renewal, entitlement, and termination records. Review open-source and third-party components for license and security obligations before distribution or production use.</w:t>
       </w:r>
     </w:p>
     <w:p>
@@ -286,12 +179,38 @@
         <w:pStyle w:val="Heading1"/>
       </w:pPr>
       <w:r>
-        <w:t>5. Annual Review &amp; Compliance Monitoring</w:t>
+        <w:t>5. Monitoring and exceptions</w:t>
       </w:r>
     </w:p>
     <w:p>
       <w:r>
-        <w:t>This policy is formally reviewed by executive leadership and the CISO at least annually, or upon significant architectural, operational, or legal changes. Violations are subject to disciplinary action up to and including termination of employment.</w:t>
+        <w:t>IT periodically reconciles software inventory to observed assets and subscriptions and investigates unauthorized installations. Exceptions require documented approval, time limit, compensating safeguards, and owner.</w:t>
+      </w:r>
+    </w:p>
+    <w:p>
+      <w:pPr>
+        <w:pStyle w:val="Heading1"/>
+      </w:pPr>
+      <w:r>
+        <w:t>6. Review</w:t>
+      </w:r>
+    </w:p>
+    <w:p>
+      <w:r>
+        <w:t>IT/security and procurement review this policy annually and after material changes. Do not claim a specific inventory tool or monitoring cadence unless confirmed.</w:t>
+      </w:r>
+    </w:p>
+    <w:p>
+      <w:pPr>
+        <w:pStyle w:val="Heading1"/>
+      </w:pPr>
+      <w:r>
+        <w:t>Document approval</w:t>
+      </w:r>
+    </w:p>
+    <w:p>
+      <w:r>
+        <w:t>Approval name, role, signature/record reference, and approval date must be completed by authorized personnel after substantive review. This draft is not evidence of approval or operation during the audit period.</w:t>
       </w:r>
     </w:p>
     <w:sectPr>

--- a/Soc2Type2-chatgpt/Review_Output_2026-10-12_Final/01_Reviewed_Policies/26 - Software Installation and Licensing Policy.docx
+++ b/Soc2Type2-chatgpt/Review_Output_2026-10-12_Final/01_Reviewed_Policies/26 - Software Installation and Licensing Policy.docx
@@ -2,18 +2,6 @@
 <file path=word/document.xml><?xml version="1.0" encoding="utf-8"?>
 <w:document xmlns:wpc="http://schemas.microsoft.com/office/word/2010/wordprocessingCanvas" xmlns:mo="http://schemas.microsoft.com/office/mac/office/2008/main" xmlns:mc="http://schemas.openxmlformats.org/markup-compatibility/2006" xmlns:mv="urn:schemas-microsoft-com:mac:vml" xmlns:o="urn:schemas-microsoft-com:office:office" xmlns:r="http://schemas.openxmlformats.org/officeDocument/2006/relationships" xmlns:m="http://schemas.openxmlformats.org/officeDocument/2006/math" xmlns:v="urn:schemas-microsoft-com:vml" xmlns:wp14="http://schemas.microsoft.com/office/word/2010/wordprocessingDrawing" xmlns:wp="http://schemas.openxmlformats.org/drawingml/2006/wordprocessingDrawing" xmlns:w10="urn:schemas-microsoft-com:office:word" xmlns:w="http://schemas.openxmlformats.org/wordprocessingml/2006/main" xmlns:w14="http://schemas.microsoft.com/office/word/2010/wordml" xmlns:wpg="http://schemas.microsoft.com/office/word/2010/wordprocessingGroup" xmlns:wpi="http://schemas.microsoft.com/office/word/2010/wordprocessingInk" xmlns:wne="http://schemas.microsoft.com/office/word/2006/wordml" xmlns:wps="http://schemas.microsoft.com/office/word/2010/wordprocessingShape" mc:Ignorable="w14 wp14">
   <w:body>
-    <w:p>
-      <w:pPr>
-        <w:jc w:val="center"/>
-      </w:pPr>
-      <w:r>
-        <w:rPr>
-          <w:b/>
-          <w:sz w:val="18"/>
-        </w:rPr>
-        <w:t>DRAFT — OWNER VALIDATION AND AUTHORIZED APPROVAL REQUIRED</w:t>
-      </w:r>
-    </w:p>
     <w:p>
       <w:pPr>
         <w:pStyle w:val="Title"/>
@@ -40,7 +28,10 @@
           </w:tcPr>
           <w:p>
             <w:r>
-              <w:t>Document owner</w:t>
+              <w:rPr>
+                <w:sz w:val="18"/>
+              </w:rPr>
+              <w:t>Policy Document ID</w:t>
             </w:r>
           </w:p>
         </w:tc>
@@ -50,7 +41,10 @@
           </w:tcPr>
           <w:p>
             <w:r>
-              <w:t>Assign by management</w:t>
+              <w:rPr>
+                <w:sz w:val="18"/>
+              </w:rPr>
+              <w:t>ZED-POL-26</w:t>
             </w:r>
           </w:p>
         </w:tc>
@@ -62,7 +56,10 @@
           </w:tcPr>
           <w:p>
             <w:r>
-              <w:t>Version</w:t>
+              <w:rPr>
+                <w:sz w:val="18"/>
+              </w:rPr>
+              <w:t>Document Version</w:t>
             </w:r>
           </w:p>
         </w:tc>
@@ -72,7 +69,10 @@
           </w:tcPr>
           <w:p>
             <w:r>
-              <w:t>Assign after review</w:t>
+              <w:rPr>
+                <w:sz w:val="18"/>
+              </w:rPr>
+              <w:t>v2.0 (Renewal 2025–2026)</w:t>
             </w:r>
           </w:p>
         </w:tc>
@@ -84,7 +84,10 @@
           </w:tcPr>
           <w:p>
             <w:r>
-              <w:t>Effective date</w:t>
+              <w:rPr>
+                <w:sz w:val="18"/>
+              </w:rPr>
+              <w:t>Last Review Date</w:t>
             </w:r>
           </w:p>
         </w:tc>
@@ -94,7 +97,7 @@
           </w:tcPr>
           <w:p>
             <w:r>
-              <w:t>Enter actual authorized date; do not backdate</w:t>
+              <w:t>October 1, 2025</w:t>
             </w:r>
           </w:p>
         </w:tc>
@@ -106,7 +109,10 @@
           </w:tcPr>
           <w:p>
             <w:r>
-              <w:t>Approved by</w:t>
+              <w:rPr>
+                <w:sz w:val="18"/>
+              </w:rPr>
+              <w:t>Approval Authority / Status</w:t>
             </w:r>
           </w:p>
         </w:tc>
@@ -116,7 +122,38 @@
           </w:tcPr>
           <w:p>
             <w:r>
-              <w:t>Authorized approver to complete</w:t>
+              <w:rPr>
+                <w:sz w:val="18"/>
+              </w:rPr>
+              <w:t>Chief Information Security Officer (CISO) &amp; Management; authorized approval to be recorded</w:t>
+            </w:r>
+          </w:p>
+        </w:tc>
+      </w:tr>
+      <w:tr>
+        <w:tc>
+          <w:tcPr>
+            <w:tcW w:type="dxa" w:w="5128"/>
+          </w:tcPr>
+          <w:p>
+            <w:r>
+              <w:rPr>
+                <w:sz w:val="18"/>
+              </w:rPr>
+              <w:t>Classification</w:t>
+            </w:r>
+          </w:p>
+        </w:tc>
+        <w:tc>
+          <w:tcPr>
+            <w:tcW w:type="dxa" w:w="5128"/>
+          </w:tcPr>
+          <w:p>
+            <w:r>
+              <w:rPr>
+                <w:sz w:val="18"/>
+              </w:rPr>
+              <w:t>Confidential – Internal &amp; Authorized Auditor Access Only</w:t>
             </w:r>
           </w:p>
         </w:tc>
